--- a/docs/as-built/docx/reporting.docx
+++ b/docs/as-built/docx/reporting.docx
@@ -270,7 +270,7 @@
               <a:graphicData uri="http://schemas.openxmlformats.org/drawingml/2006/picture">
                 <pic:pic>
                   <pic:nvPicPr>
-                    <pic:cNvPr descr="/tmp/docximg-dY8fbM/reporting_md_1.png" id="22" name="Picture"/>
+                    <pic:cNvPr descr="/tmp/docximg-d8ZS2x/reporting_md_1.png" id="22" name="Picture"/>
                     <pic:cNvPicPr>
                       <a:picLocks noChangeArrowheads="1" noChangeAspect="1"/>
                     </pic:cNvPicPr>
@@ -2623,13 +2623,13 @@
       </w:r>
     </w:p>
     <w:bookmarkEnd w:id="37"/>
-    <w:bookmarkStart w:id="38" w:name="X89de12bcbda887c6ec5ea5eed2f747bbdb3a288"/>
+    <w:bookmarkStart w:id="38" w:name="Xbdb564fcab6f6f71ef61f22280b7304c50ca780"/>
     <w:p>
       <w:pPr>
         <w:pStyle w:val="Heading2"/>
       </w:pPr>
       <w:r>
-        <w:t xml:space="preserve">6. Processes</w:t>
+        <w:t xml:space="preserve">6. Processes &amp; ops console</w:t>
       </w:r>
     </w:p>
     <w:p>
@@ -2640,6 +2640,211 @@
         <w:t xml:space="preserve">Live projection on dispatch; export/reconcile on demand or scheduled.</w:t>
       </w:r>
     </w:p>
+    <w:p>
+      <w:pPr>
+        <w:pStyle w:val="BodyText"/>
+      </w:pPr>
+      <w:r>
+        <w:rPr>
+          <w:bCs/>
+          <w:b/>
+        </w:rPr>
+        <w:t xml:space="preserve">Ops console</w:t>
+      </w:r>
+      <w:r>
+        <w:t xml:space="preserve"> </w:t>
+      </w:r>
+      <w:r>
+        <w:t xml:space="preserve">—</w:t>
+      </w:r>
+      <w:r>
+        <w:t xml:space="preserve"> </w:t>
+      </w:r>
+      <w:r>
+        <w:rPr>
+          <w:rStyle w:val="VerbatimChar"/>
+        </w:rPr>
+        <w:t xml:space="preserve">sophix:reporting:*</w:t>
+      </w:r>
+      <w:r>
+        <w:t xml:space="preserve">, read-only (the mart is a read model — nothing here writes):</w:t>
+      </w:r>
+    </w:p>
+    <w:tbl>
+      <w:tblPr>
+        <w:tblStyle w:val="Table"/>
+        <w:tblW w:type="auto" w:w="0"/>
+        <w:tblLook w:firstRow="1" w:lastRow="0" w:firstColumn="0" w:lastColumn="0" w:noHBand="0" w:noVBand="0" w:val="0020"/>
+        <w:jc w:val="start"/>
+      </w:tblPr>
+      <w:tblGrid>
+        <w:gridCol w:w="2640"/>
+        <w:gridCol w:w="2640"/>
+        <w:gridCol w:w="2640"/>
+      </w:tblGrid>
+      <w:tr>
+        <w:trPr>
+          <w:tblHeader w:val="true"/>
+        </w:trPr>
+        <w:tc>
+          <w:tcPr/>
+          <w:p>
+            <w:pPr>
+              <w:pStyle w:val="Compact"/>
+              <w:jc w:val="left"/>
+            </w:pPr>
+            <w:r>
+              <w:t xml:space="preserve">Command</w:t>
+            </w:r>
+          </w:p>
+        </w:tc>
+        <w:tc>
+          <w:tcPr/>
+          <w:p>
+            <w:pPr>
+              <w:pStyle w:val="Compact"/>
+              <w:jc w:val="left"/>
+            </w:pPr>
+            <w:r>
+              <w:t xml:space="preserve">Kind</w:t>
+            </w:r>
+          </w:p>
+        </w:tc>
+        <w:tc>
+          <w:tcPr/>
+          <w:p>
+            <w:pPr>
+              <w:pStyle w:val="Compact"/>
+              <w:jc w:val="left"/>
+            </w:pPr>
+            <w:r>
+              <w:t xml:space="preserve">Does</w:t>
+            </w:r>
+          </w:p>
+        </w:tc>
+      </w:tr>
+      <w:tr>
+        <w:tc>
+          <w:tcPr/>
+          <w:p>
+            <w:pPr>
+              <w:pStyle w:val="Compact"/>
+              <w:jc w:val="left"/>
+            </w:pPr>
+            <w:r>
+              <w:rPr>
+                <w:rStyle w:val="VerbatimChar"/>
+              </w:rPr>
+              <w:t xml:space="preserve">ops-status [--operator]</w:t>
+            </w:r>
+          </w:p>
+        </w:tc>
+        <w:tc>
+          <w:tcPr/>
+          <w:p>
+            <w:pPr>
+              <w:pStyle w:val="Compact"/>
+              <w:jc w:val="left"/>
+            </w:pPr>
+            <w:r>
+              <w:t xml:space="preserve">review</w:t>
+            </w:r>
+          </w:p>
+        </w:tc>
+        <w:tc>
+          <w:tcPr/>
+          <w:p>
+            <w:pPr>
+              <w:pStyle w:val="Compact"/>
+              <w:jc w:val="left"/>
+            </w:pPr>
+            <w:r>
+              <w:t xml:space="preserve">report-mart inventory &amp; freshness: row count, distinct operators/metric keys, earliest/latest</w:t>
+            </w:r>
+            <w:r>
+              <w:t xml:space="preserve"> </w:t>
+            </w:r>
+            <w:r>
+              <w:rPr>
+                <w:rStyle w:val="VerbatimChar"/>
+              </w:rPr>
+              <w:t xml:space="preserve">metric_date</w:t>
+            </w:r>
+            <w:r>
+              <w:t xml:space="preserve">; warns if empty or &gt; 2 days stale (projector not consuming)</w:t>
+            </w:r>
+          </w:p>
+        </w:tc>
+      </w:tr>
+      <w:tr>
+        <w:tc>
+          <w:tcPr/>
+          <w:p>
+            <w:pPr>
+              <w:pStyle w:val="Compact"/>
+              <w:jc w:val="left"/>
+            </w:pPr>
+            <w:r>
+              <w:rPr>
+                <w:rStyle w:val="VerbatimChar"/>
+              </w:rPr>
+              <w:t xml:space="preserve">reconcile-show {operator} [--from] [--to]</w:t>
+            </w:r>
+          </w:p>
+        </w:tc>
+        <w:tc>
+          <w:tcPr/>
+          <w:p>
+            <w:pPr>
+              <w:pStyle w:val="Compact"/>
+              <w:jc w:val="left"/>
+            </w:pPr>
+            <w:r>
+              <w:t xml:space="preserve">review</w:t>
+            </w:r>
+          </w:p>
+        </w:tc>
+        <w:tc>
+          <w:tcPr/>
+          <w:p>
+            <w:pPr>
+              <w:pStyle w:val="Compact"/>
+              <w:jc w:val="left"/>
+            </w:pPr>
+            <w:r>
+              <w:t xml:space="preserve">mart-vs-event-log reconciliation for one operator+window via</w:t>
+            </w:r>
+            <w:r>
+              <w:t xml:space="preserve"> </w:t>
+            </w:r>
+            <w:r>
+              <w:rPr>
+                <w:rStyle w:val="VerbatimChar"/>
+              </w:rPr>
+              <w:t xml:space="preserve">ReportReconciliationService</w:t>
+            </w:r>
+            <w:r>
+              <w:t xml:space="preserve"> </w:t>
+            </w:r>
+            <w:r>
+              <w:t xml:space="preserve">(same check as</w:t>
+            </w:r>
+            <w:r>
+              <w:t xml:space="preserve"> </w:t>
+            </w:r>
+            <w:r>
+              <w:rPr>
+                <w:rStyle w:val="VerbatimChar"/>
+              </w:rPr>
+              <w:t xml:space="preserve">GET /api/reports/reconcile</w:t>
+            </w:r>
+            <w:r>
+              <w:t xml:space="preserve">); lists per-cell discrepancies (expected/actual/delta)</w:t>
+            </w:r>
+          </w:p>
+        </w:tc>
+      </w:tr>
+    </w:tbl>
     <w:bookmarkEnd w:id="38"/>
     <w:bookmarkStart w:id="39" w:name="X1bf2a627be6ee103cb059e15364eccb4d059631"/>
     <w:p>

--- a/docs/as-built/docx/reporting.docx
+++ b/docs/as-built/docx/reporting.docx
@@ -270,7 +270,7 @@
               <a:graphicData uri="http://schemas.openxmlformats.org/drawingml/2006/picture">
                 <pic:pic>
                   <pic:nvPicPr>
-                    <pic:cNvPr descr="/tmp/docximg-d8ZS2x/reporting_md_1.png" id="22" name="Picture"/>
+                    <pic:cNvPr descr="/tmp/docximg-J7W2Aj/reporting_md_1.png" id="22" name="Picture"/>
                     <pic:cNvPicPr>
                       <a:picLocks noChangeArrowheads="1" noChangeAspect="1"/>
                     </pic:cNvPicPr>
@@ -780,9 +780,15 @@
         </w:rPr>
         <w:t xml:space="preserve">Who does what:</w:t>
       </w:r>
-      <w:r>
-        <w:t xml:space="preserve"> </w:t>
-      </w:r>
+    </w:p>
+    <w:p>
+      <w:pPr>
+        <w:numPr>
+          <w:ilvl w:val="0"/>
+          <w:numId w:val="1003"/>
+        </w:numPr>
+        <w:pStyle w:val="Compact"/>
+      </w:pPr>
       <w:r>
         <w:t xml:space="preserve">The same event fired again → the</w:t>
       </w:r>
@@ -809,13 +815,19 @@
         <w:t xml:space="preserve">event_id</w:t>
       </w:r>
       <w:r>
-        <w:t xml:space="preserve">+consumer) short-circuits → counts</w:t>
-      </w:r>
-      <w:r>
-        <w:t xml:space="preserve"> </w:t>
-      </w:r>
-      <w:r>
-        <w:t xml:space="preserve">unchanged. So in the worked example above, a redelivery of that</w:t>
+        <w:t xml:space="preserve">+consumer) short-circuits → counts unchanged.</w:t>
+      </w:r>
+    </w:p>
+    <w:p>
+      <w:pPr>
+        <w:numPr>
+          <w:ilvl w:val="0"/>
+          <w:numId w:val="1003"/>
+        </w:numPr>
+        <w:pStyle w:val="Compact"/>
+      </w:pPr>
+      <w:r>
+        <w:t xml:space="preserve">So in the worked example above, a redelivery of that</w:t>
       </w:r>
       <w:r>
         <w:t xml:space="preserve"> </w:t>
@@ -845,9 +857,11 @@
       <w:r>
         <w:t xml:space="preserve">, not 14.</w:t>
       </w:r>
-      <w:r>
-        <w:t xml:space="preserve"> </w:t>
-      </w:r>
+    </w:p>
+    <w:p>
+      <w:pPr>
+        <w:pStyle w:val="FirstParagraph"/>
+      </w:pPr>
       <w:r>
         <w:rPr>
           <w:iCs/>
@@ -2552,7 +2566,7 @@
       <w:pPr>
         <w:numPr>
           <w:ilvl w:val="0"/>
-          <w:numId w:val="1003"/>
+          <w:numId w:val="1004"/>
         </w:numPr>
         <w:pStyle w:val="Compact"/>
       </w:pPr>
@@ -2604,7 +2618,7 @@
       <w:pPr>
         <w:numPr>
           <w:ilvl w:val="0"/>
-          <w:numId w:val="1003"/>
+          <w:numId w:val="1004"/>
         </w:numPr>
         <w:pStyle w:val="Compact"/>
       </w:pPr>
@@ -2886,7 +2900,7 @@
       <w:pPr>
         <w:numPr>
           <w:ilvl w:val="0"/>
-          <w:numId w:val="1004"/>
+          <w:numId w:val="1005"/>
         </w:numPr>
         <w:pStyle w:val="Compact"/>
       </w:pPr>
@@ -3095,7 +3109,7 @@
       <w:pPr>
         <w:numPr>
           <w:ilvl w:val="0"/>
-          <w:numId w:val="1005"/>
+          <w:numId w:val="1006"/>
         </w:numPr>
         <w:pStyle w:val="Compact"/>
       </w:pPr>
@@ -3439,12 +3453,42 @@
     </w:lvlOverride>
   </w:num>
   <w:num w:numId="1003">
-    <w:abstractNumId w:val="991"/>
+    <w:abstractNumId w:val="99411"/>
+    <w:lvlOverride w:ilvl="0">
+      <w:startOverride w:val="1"/>
+    </w:lvlOverride>
+    <w:lvlOverride w:ilvl="1">
+      <w:startOverride w:val="1"/>
+    </w:lvlOverride>
+    <w:lvlOverride w:ilvl="2">
+      <w:startOverride w:val="1"/>
+    </w:lvlOverride>
+    <w:lvlOverride w:ilvl="3">
+      <w:startOverride w:val="1"/>
+    </w:lvlOverride>
+    <w:lvlOverride w:ilvl="4">
+      <w:startOverride w:val="1"/>
+    </w:lvlOverride>
+    <w:lvlOverride w:ilvl="5">
+      <w:startOverride w:val="1"/>
+    </w:lvlOverride>
+    <w:lvlOverride w:ilvl="6">
+      <w:startOverride w:val="1"/>
+    </w:lvlOverride>
+    <w:lvlOverride w:ilvl="7">
+      <w:startOverride w:val="1"/>
+    </w:lvlOverride>
+    <w:lvlOverride w:ilvl="8">
+      <w:startOverride w:val="1"/>
+    </w:lvlOverride>
   </w:num>
   <w:num w:numId="1004">
     <w:abstractNumId w:val="991"/>
   </w:num>
   <w:num w:numId="1005">
+    <w:abstractNumId w:val="991"/>
+  </w:num>
+  <w:num w:numId="1006">
     <w:abstractNumId w:val="991"/>
   </w:num>
 </w:numbering>
